--- a/livrables/lecons/placement-financier/2026-08-08_lecon-placement-financier_09_frais-impact-long-terme.docx
+++ b/livrables/lecons/placement-financier/2026-08-08_lecon-placement-financier_09_frais-impact-long-terme.docx
@@ -3883,6 +3883,17 @@
           <w:szCs w:val="22"/>
         </w:rPr>
         <w:t xml:space="preserve">Thème : Fiscalité de l'épargne et des plus-values — prélèvement forfaitaire unique (PFU/flat tax), abattements, prélèvements sociaux (taux en vigueur), et comment s'appliquent ces règles selon l'enveloppe (assurance-vie, PEA, compte-titres, PER).</w:t>
+      </w:r>
+      <w:r>
+        <w:rPr>
+          <w:rFonts w:ascii="Times New Roman" w:cs="Times New Roman" w:eastAsia="Times New Roman" w:hAnsi="Times New Roman"/>
+          <w:i/>
+          <w:iCs/>
+          <w:color w:val="6B7280"/>
+          <w:sz w:val="20"/>
+          <w:szCs w:val="20"/>
+        </w:rPr>
+        <w:t xml:space="preserve"> Thèmes annoncés : fiscalité de l'épargne, plus-values, prélèvement forfaitaire unique, abattements, prélèvements sociaux. [Ajouté le 26/09/2026 : cette ligne nomme, dans les termes de cette section même, ce que la leçon suivante devra traiter ou déclarer non traité. Elle est la condition du contrôle de continuité ajouté ce jour au prompt : sans elle, la leçon suivante ne peut pas être contrôlée sur ce qu'on lui a promis — c'est ce qui est arrivé entre la n°15 et la n°16.]</w:t>
       </w:r>
     </w:p>
     <w:p>
